--- a/Coding 1 - year/Unit 7 - Project Development/Daily Lesson Plans/Word/Day 146.docx
+++ b/Coding 1 - year/Unit 7 - Project Development/Daily Lesson Plans/Word/Day 146.docx
@@ -50,12 +50,15 @@
               </w:rPr>
               <w:t xml:space="preserve">Coding I — Full Year</w:t>
             </w:r>
-          </w:p>
-          <w:p>
-            <w:pPr>
-              <w:spacing w:before="40"/>
-              <w:jc w:val="center"/>
-            </w:pPr>
+            <w:r>
+              <w:rPr>
+                <w:rFonts w:ascii="Arial" w:cs="Arial" w:eastAsia="Arial" w:hAnsi="Arial"/>
+                <w:sz w:val="16"/>
+                <w:szCs w:val="16"/>
+              </w:rPr>
+              <w:br/>
+              <w:t xml:space="preserve"/>
+            </w:r>
             <w:r>
               <w:rPr>
                 <w:rFonts w:ascii="Arial" w:cs="Arial" w:eastAsia="Arial" w:hAnsi="Arial"/>
@@ -83,7 +86,7 @@
           <w:rFonts w:ascii="Arial" w:cs="Arial" w:eastAsia="Arial" w:hAnsi="Arial"/>
           <w:b/>
           <w:bCs/>
-          <w:color w:val="1F3864"/>
+          <w:color w:val="2B5797"/>
           <w:sz w:val="32"/>
           <w:szCs w:val="32"/>
         </w:rPr>
@@ -261,9 +264,9 @@
               <w:right w:val="single" w:color="CCCCCC" w:sz="1"/>
             </w:tcBorders>
             <w:tcMar>
-              <w:top w:type="dxa" w:w="60"/>
+              <w:top w:type="dxa" w:w="80"/>
               <w:left w:type="dxa" w:w="120"/>
-              <w:bottom w:type="dxa" w:w="60"/>
+              <w:bottom w:type="dxa" w:w="80"/>
               <w:right w:type="dxa" w:w="120"/>
             </w:tcMar>
           </w:tcPr>
@@ -290,20 +293,213 @@
               <w:right w:val="single" w:color="CCCCCC" w:sz="1"/>
             </w:tcBorders>
             <w:tcMar>
-              <w:top w:type="dxa" w:w="60"/>
+              <w:top w:type="dxa" w:w="80"/>
               <w:left w:type="dxa" w:w="120"/>
-              <w:bottom w:type="dxa" w:w="60"/>
+              <w:bottom w:type="dxa" w:w="80"/>
               <w:right w:type="dxa" w:w="120"/>
             </w:tcMar>
           </w:tcPr>
           <w:p>
-            <w:r>
-              <w:rPr>
-                <w:rFonts w:ascii="Arial" w:cs="Arial" w:eastAsia="Arial" w:hAnsi="Arial"/>
-                <w:sz w:val="20"/>
-                <w:szCs w:val="20"/>
+            <w:pPr>
+              <w:spacing w:after="80" w:before="80"/>
+            </w:pPr>
+            <w:r>
+              <w:rPr>
+                <w:rFonts w:ascii="Arial" w:cs="Arial" w:eastAsia="Arial" w:hAnsi="Arial"/>
+                <w:b/>
+                <w:bCs/>
+                <w:i w:val="false"/>
+                <w:iCs w:val="false"/>
+                <w:color w:val="000000"/>
+                <w:sz w:val="22"/>
+                <w:szCs w:val="22"/>
               </w:rPr>
               <w:t xml:space="preserve">Bell Ringer / Review</w:t>
+            </w:r>
+            <w:r>
+              <w:rPr>
+                <w:rFonts w:ascii="Arial" w:cs="Arial" w:eastAsia="Arial" w:hAnsi="Arial"/>
+                <w:sz w:val="20"/>
+                <w:szCs w:val="20"/>
+              </w:rPr>
+              <w:br/>
+              <w:t xml:space="preserve"/>
+            </w:r>
+            <w:r>
+              <w:rPr>
+                <w:rFonts w:ascii="Arial" w:cs="Arial" w:eastAsia="Arial" w:hAnsi="Arial"/>
+                <w:sz w:val="20"/>
+                <w:szCs w:val="20"/>
+              </w:rPr>
+              <w:br/>
+              <w:t xml:space="preserve"/>
+            </w:r>
+            <w:r>
+              <w:rPr>
+                <w:rFonts w:ascii="Arial" w:cs="Arial" w:eastAsia="Arial" w:hAnsi="Arial"/>
+                <w:b/>
+                <w:bCs/>
+                <w:i w:val="false"/>
+                <w:iCs w:val="false"/>
+                <w:color w:val="000000"/>
+                <w:sz w:val="20"/>
+                <w:szCs w:val="20"/>
+              </w:rPr>
+              <w:t xml:space="preserve">Quick Write </w:t>
+            </w:r>
+            <w:r>
+              <w:rPr>
+                <w:rFonts w:ascii="Arial" w:cs="Arial" w:eastAsia="Arial" w:hAnsi="Arial"/>
+                <w:b w:val="false"/>
+                <w:bCs w:val="false"/>
+                <w:i w:val="false"/>
+                <w:iCs w:val="false"/>
+                <w:color w:val="000000"/>
+                <w:sz w:val="20"/>
+                <w:szCs w:val="20"/>
+              </w:rPr>
+              <w:t xml:space="preserve">(3 min — written or verbal):</w:t>
+            </w:r>
+            <w:r>
+              <w:rPr>
+                <w:rFonts w:ascii="Arial" w:cs="Arial" w:eastAsia="Arial" w:hAnsi="Arial"/>
+                <w:sz w:val="20"/>
+                <w:szCs w:val="20"/>
+              </w:rPr>
+              <w:br/>
+              <w:t xml:space="preserve"/>
+            </w:r>
+            <w:r>
+              <w:rPr>
+                <w:rFonts w:ascii="Arial" w:cs="Arial" w:eastAsia="Arial" w:hAnsi="Arial"/>
+                <w:b w:val="false"/>
+                <w:bCs w:val="false"/>
+                <w:i w:val="false"/>
+                <w:iCs w:val="false"/>
+                <w:color w:val="000000"/>
+                <w:sz w:val="20"/>
+                <w:szCs w:val="20"/>
+              </w:rPr>
+              <w:t xml:space="preserve">    Can you explain the six phases of the Software Development Lifecycle and why professional development follows a structured process?</w:t>
+            </w:r>
+            <w:r>
+              <w:rPr>
+                <w:rFonts w:ascii="Arial" w:cs="Arial" w:eastAsia="Arial" w:hAnsi="Arial"/>
+                <w:sz w:val="20"/>
+                <w:szCs w:val="20"/>
+              </w:rPr>
+              <w:br/>
+              <w:t xml:space="preserve"/>
+            </w:r>
+            <w:r>
+              <w:rPr>
+                <w:rFonts w:ascii="Arial" w:cs="Arial" w:eastAsia="Arial" w:hAnsi="Arial"/>
+                <w:sz w:val="20"/>
+                <w:szCs w:val="20"/>
+              </w:rPr>
+              <w:br/>
+              <w:t xml:space="preserve"/>
+            </w:r>
+            <w:r>
+              <w:rPr>
+                <w:rFonts w:ascii="Arial" w:cs="Arial" w:eastAsia="Arial" w:hAnsi="Arial"/>
+                <w:b/>
+                <w:bCs/>
+                <w:i w:val="false"/>
+                <w:iCs w:val="false"/>
+                <w:color w:val="000000"/>
+                <w:sz w:val="20"/>
+                <w:szCs w:val="20"/>
+              </w:rPr>
+              <w:t xml:space="preserve">Vocabulary Preview — </w:t>
+            </w:r>
+            <w:r>
+              <w:rPr>
+                <w:rFonts w:ascii="Arial" w:cs="Arial" w:eastAsia="Arial" w:hAnsi="Arial"/>
+                <w:b w:val="false"/>
+                <w:bCs w:val="false"/>
+                <w:i w:val="false"/>
+                <w:iCs w:val="false"/>
+                <w:color w:val="000000"/>
+                <w:sz w:val="20"/>
+                <w:szCs w:val="20"/>
+              </w:rPr>
+              <w:t xml:space="preserve">terms we'll use today:</w:t>
+            </w:r>
+            <w:r>
+              <w:rPr>
+                <w:rFonts w:ascii="Arial" w:cs="Arial" w:eastAsia="Arial" w:hAnsi="Arial"/>
+                <w:sz w:val="20"/>
+                <w:szCs w:val="20"/>
+              </w:rPr>
+              <w:br/>
+              <w:t xml:space="preserve"/>
+            </w:r>
+            <w:r>
+              <w:rPr>
+                <w:rFonts w:ascii="Arial" w:cs="Arial" w:eastAsia="Arial" w:hAnsi="Arial"/>
+                <w:b w:val="false"/>
+                <w:bCs w:val="false"/>
+                <w:i w:val="false"/>
+                <w:iCs w:val="false"/>
+                <w:color w:val="000000"/>
+                <w:sz w:val="20"/>
+                <w:szCs w:val="20"/>
+              </w:rPr>
+              <w:t xml:space="preserve">    • Define   •   Plan   •   Design   •   Code   •   Polish   •   Present</w:t>
+            </w:r>
+            <w:r>
+              <w:rPr>
+                <w:rFonts w:ascii="Arial" w:cs="Arial" w:eastAsia="Arial" w:hAnsi="Arial"/>
+                <w:sz w:val="20"/>
+                <w:szCs w:val="20"/>
+              </w:rPr>
+              <w:br/>
+              <w:t xml:space="preserve"/>
+            </w:r>
+            <w:r>
+              <w:rPr>
+                <w:rFonts w:ascii="Arial" w:cs="Arial" w:eastAsia="Arial" w:hAnsi="Arial"/>
+                <w:sz w:val="20"/>
+                <w:szCs w:val="20"/>
+              </w:rPr>
+              <w:br/>
+              <w:t xml:space="preserve"/>
+            </w:r>
+            <w:r>
+              <w:rPr>
+                <w:rFonts w:ascii="Arial" w:cs="Arial" w:eastAsia="Arial" w:hAnsi="Arial"/>
+                <w:b w:val="false"/>
+                <w:bCs w:val="false"/>
+                <w:i/>
+                <w:iCs/>
+                <w:color w:val="444444"/>
+                <w:sz w:val="20"/>
+                <w:szCs w:val="20"/>
+              </w:rPr>
+              <w:t xml:space="preserve">Today's Goal: By the end of class you will be able to explain the six phases of the Software Development Lifecycle and why professional development follows a structured process.</w:t>
+            </w:r>
+            <w:r>
+              <w:rPr>
+                <w:rFonts w:ascii="Arial" w:cs="Arial" w:eastAsia="Arial" w:hAnsi="Arial"/>
+                <w:sz w:val="20"/>
+                <w:szCs w:val="20"/>
+              </w:rPr>
+              <w:br/>
+              <w:t xml:space="preserve"/>
+            </w:r>
+            <w:r>
+              <w:rPr>
+                <w:rFonts w:ascii="Arial" w:cs="Arial" w:eastAsia="Arial" w:hAnsi="Arial"/>
+                <w:b w:val="false"/>
+                <w:bCs w:val="false"/>
+                <w:i/>
+                <w:iCs/>
+                <w:color w:val="555555"/>
+                <w:sz w:val="20"/>
+                <w:szCs w:val="20"/>
+              </w:rPr>
+              <w:t xml:space="preserve">→ Pair-share your response, then 2–3 students share with the class.</w:t>
             </w:r>
           </w:p>
         </w:tc>
@@ -319,9 +515,9 @@
               <w:right w:val="single" w:color="CCCCCC" w:sz="1"/>
             </w:tcBorders>
             <w:tcMar>
-              <w:top w:type="dxa" w:w="60"/>
+              <w:top w:type="dxa" w:w="80"/>
               <w:left w:type="dxa" w:w="120"/>
-              <w:bottom w:type="dxa" w:w="60"/>
+              <w:bottom w:type="dxa" w:w="80"/>
               <w:right w:type="dxa" w:w="120"/>
             </w:tcMar>
           </w:tcPr>
@@ -348,20 +544,468 @@
               <w:right w:val="single" w:color="CCCCCC" w:sz="1"/>
             </w:tcBorders>
             <w:tcMar>
-              <w:top w:type="dxa" w:w="60"/>
+              <w:top w:type="dxa" w:w="80"/>
               <w:left w:type="dxa" w:w="120"/>
-              <w:bottom w:type="dxa" w:w="60"/>
+              <w:bottom w:type="dxa" w:w="80"/>
               <w:right w:type="dxa" w:w="120"/>
             </w:tcMar>
           </w:tcPr>
           <w:p>
-            <w:r>
-              <w:rPr>
-                <w:rFonts w:ascii="Arial" w:cs="Arial" w:eastAsia="Arial" w:hAnsi="Arial"/>
-                <w:sz w:val="20"/>
-                <w:szCs w:val="20"/>
-              </w:rPr>
-              <w:t xml:space="preserve">Mini Lesson: The Software Development Lifecycle (SDLC)</w:t>
+            <w:pPr>
+              <w:spacing w:after="80" w:before="80"/>
+            </w:pPr>
+            <w:r>
+              <w:rPr>
+                <w:rFonts w:ascii="Arial" w:cs="Arial" w:eastAsia="Arial" w:hAnsi="Arial"/>
+                <w:b/>
+                <w:bCs/>
+                <w:i w:val="false"/>
+                <w:iCs w:val="false"/>
+                <w:color w:val="000000"/>
+                <w:sz w:val="22"/>
+                <w:szCs w:val="22"/>
+              </w:rPr>
+              <w:t xml:space="preserve">Mini Lesson: </w:t>
+            </w:r>
+            <w:r>
+              <w:rPr>
+                <w:rFonts w:ascii="Arial" w:cs="Arial" w:eastAsia="Arial" w:hAnsi="Arial"/>
+                <w:b w:val="false"/>
+                <w:bCs w:val="false"/>
+                <w:i w:val="false"/>
+                <w:iCs w:val="false"/>
+                <w:color w:val="000000"/>
+                <w:sz w:val="22"/>
+                <w:szCs w:val="22"/>
+              </w:rPr>
+              <w:t xml:space="preserve">The Software Development Lifecycle (SDLC)</w:t>
+            </w:r>
+            <w:r>
+              <w:rPr>
+                <w:rFonts w:ascii="Arial" w:cs="Arial" w:eastAsia="Arial" w:hAnsi="Arial"/>
+                <w:sz w:val="20"/>
+                <w:szCs w:val="20"/>
+              </w:rPr>
+              <w:br/>
+              <w:t xml:space="preserve"/>
+            </w:r>
+            <w:r>
+              <w:rPr>
+                <w:rFonts w:ascii="Arial" w:cs="Arial" w:eastAsia="Arial" w:hAnsi="Arial"/>
+                <w:sz w:val="20"/>
+                <w:szCs w:val="20"/>
+              </w:rPr>
+              <w:br/>
+              <w:t xml:space="preserve"/>
+            </w:r>
+            <w:r>
+              <w:rPr>
+                <w:rFonts w:ascii="Arial" w:cs="Arial" w:eastAsia="Arial" w:hAnsi="Arial"/>
+                <w:b/>
+                <w:bCs/>
+                <w:i/>
+                <w:iCs/>
+                <w:color w:val="000000"/>
+                <w:sz w:val="20"/>
+                <w:szCs w:val="20"/>
+              </w:rPr>
+              <w:t xml:space="preserve">Learning Target: </w:t>
+            </w:r>
+            <w:r>
+              <w:rPr>
+                <w:rFonts w:ascii="Arial" w:cs="Arial" w:eastAsia="Arial" w:hAnsi="Arial"/>
+                <w:b w:val="false"/>
+                <w:bCs w:val="false"/>
+                <w:i/>
+                <w:iCs/>
+                <w:color w:val="333333"/>
+                <w:sz w:val="20"/>
+                <w:szCs w:val="20"/>
+              </w:rPr>
+              <w:t xml:space="preserve">I can explain the six phases of the Software Development Lifecycle and why professional development follows a structured process.</w:t>
+            </w:r>
+            <w:r>
+              <w:rPr>
+                <w:rFonts w:ascii="Arial" w:cs="Arial" w:eastAsia="Arial" w:hAnsi="Arial"/>
+                <w:sz w:val="20"/>
+                <w:szCs w:val="20"/>
+              </w:rPr>
+              <w:br/>
+              <w:t xml:space="preserve"/>
+            </w:r>
+            <w:r>
+              <w:rPr>
+                <w:rFonts w:ascii="Arial" w:cs="Arial" w:eastAsia="Arial" w:hAnsi="Arial"/>
+                <w:sz w:val="20"/>
+                <w:szCs w:val="20"/>
+              </w:rPr>
+              <w:br/>
+              <w:t xml:space="preserve"/>
+            </w:r>
+            <w:r>
+              <w:rPr>
+                <w:rFonts w:ascii="Arial" w:cs="Arial" w:eastAsia="Arial" w:hAnsi="Arial"/>
+                <w:b w:val="false"/>
+                <w:bCs w:val="false"/>
+                <w:i w:val="false"/>
+                <w:iCs w:val="false"/>
+                <w:color w:val="000000"/>
+                <w:sz w:val="20"/>
+                <w:szCs w:val="20"/>
+              </w:rPr>
+              <w:t xml:space="preserve">Professional software developers don't just open a text editor and start coding. They follow a Software Development Lifecycle (SDLC) — a structured process that ensures quality, reduces bugs, and makes large projects manageable.</w:t>
+            </w:r>
+            <w:r>
+              <w:rPr>
+                <w:rFonts w:ascii="Arial" w:cs="Arial" w:eastAsia="Arial" w:hAnsi="Arial"/>
+                <w:sz w:val="20"/>
+                <w:szCs w:val="20"/>
+              </w:rPr>
+              <w:br/>
+              <w:t xml:space="preserve"/>
+            </w:r>
+            <w:r>
+              <w:rPr>
+                <w:rFonts w:ascii="Arial" w:cs="Arial" w:eastAsia="Arial" w:hAnsi="Arial"/>
+                <w:b w:val="false"/>
+                <w:bCs w:val="false"/>
+                <w:i w:val="false"/>
+                <w:iCs w:val="false"/>
+                <w:color w:val="000000"/>
+                <w:sz w:val="20"/>
+                <w:szCs w:val="20"/>
+              </w:rPr>
+              <w:t xml:space="preserve">| Phase | Focus | Output | Time |</w:t>
+            </w:r>
+            <w:r>
+              <w:rPr>
+                <w:rFonts w:ascii="Arial" w:cs="Arial" w:eastAsia="Arial" w:hAnsi="Arial"/>
+                <w:sz w:val="20"/>
+                <w:szCs w:val="20"/>
+              </w:rPr>
+              <w:br/>
+              <w:t xml:space="preserve"/>
+            </w:r>
+            <w:r>
+              <w:rPr>
+                <w:rFonts w:ascii="Arial" w:cs="Arial" w:eastAsia="Arial" w:hAnsi="Arial"/>
+                <w:sz w:val="20"/>
+                <w:szCs w:val="20"/>
+              </w:rPr>
+              <w:br/>
+              <w:t xml:space="preserve"/>
+            </w:r>
+            <w:r>
+              <w:rPr>
+                <w:rFonts w:ascii="Arial" w:cs="Arial" w:eastAsia="Arial" w:hAnsi="Arial"/>
+                <w:b/>
+                <w:bCs/>
+                <w:i w:val="false"/>
+                <w:iCs w:val="false"/>
+                <w:color w:val="000000"/>
+                <w:sz w:val="20"/>
+                <w:szCs w:val="20"/>
+              </w:rPr>
+              <w:t xml:space="preserve">Key Concepts:</w:t>
+            </w:r>
+            <w:r>
+              <w:rPr>
+                <w:rFonts w:ascii="Arial" w:cs="Arial" w:eastAsia="Arial" w:hAnsi="Arial"/>
+                <w:sz w:val="20"/>
+                <w:szCs w:val="20"/>
+              </w:rPr>
+              <w:br/>
+              <w:t xml:space="preserve"/>
+            </w:r>
+            <w:r>
+              <w:rPr>
+                <w:rFonts w:ascii="Arial" w:cs="Arial" w:eastAsia="Arial" w:hAnsi="Arial"/>
+                <w:b w:val="false"/>
+                <w:bCs w:val="false"/>
+                <w:i w:val="false"/>
+                <w:iCs w:val="false"/>
+                <w:color w:val="000000"/>
+                <w:sz w:val="20"/>
+                <w:szCs w:val="20"/>
+              </w:rPr>
+              <w:t xml:space="preserve">    • You write 100 lines of code, then realize you need to redesign everything</w:t>
+            </w:r>
+            <w:r>
+              <w:rPr>
+                <w:rFonts w:ascii="Arial" w:cs="Arial" w:eastAsia="Arial" w:hAnsi="Arial"/>
+                <w:sz w:val="20"/>
+                <w:szCs w:val="20"/>
+              </w:rPr>
+              <w:br/>
+              <w:t xml:space="preserve"/>
+            </w:r>
+            <w:r>
+              <w:rPr>
+                <w:rFonts w:ascii="Arial" w:cs="Arial" w:eastAsia="Arial" w:hAnsi="Arial"/>
+                <w:b w:val="false"/>
+                <w:bCs w:val="false"/>
+                <w:i w:val="false"/>
+                <w:iCs w:val="false"/>
+                <w:color w:val="000000"/>
+                <w:sz w:val="20"/>
+                <w:szCs w:val="20"/>
+              </w:rPr>
+              <w:t xml:space="preserve">    • You find bugs late (much harder to fix)</w:t>
+            </w:r>
+            <w:r>
+              <w:rPr>
+                <w:rFonts w:ascii="Arial" w:cs="Arial" w:eastAsia="Arial" w:hAnsi="Arial"/>
+                <w:sz w:val="20"/>
+                <w:szCs w:val="20"/>
+              </w:rPr>
+              <w:br/>
+              <w:t xml:space="preserve"/>
+            </w:r>
+            <w:r>
+              <w:rPr>
+                <w:rFonts w:ascii="Arial" w:cs="Arial" w:eastAsia="Arial" w:hAnsi="Arial"/>
+                <w:b w:val="false"/>
+                <w:bCs w:val="false"/>
+                <w:i w:val="false"/>
+                <w:iCs w:val="false"/>
+                <w:color w:val="000000"/>
+                <w:sz w:val="20"/>
+                <w:szCs w:val="20"/>
+              </w:rPr>
+              <w:t xml:space="preserve">    • Your code is messy and hard to understand</w:t>
+            </w:r>
+            <w:r>
+              <w:rPr>
+                <w:rFonts w:ascii="Arial" w:cs="Arial" w:eastAsia="Arial" w:hAnsi="Arial"/>
+                <w:sz w:val="20"/>
+                <w:szCs w:val="20"/>
+              </w:rPr>
+              <w:br/>
+              <w:t xml:space="preserve"/>
+            </w:r>
+            <w:r>
+              <w:rPr>
+                <w:rFonts w:ascii="Arial" w:cs="Arial" w:eastAsia="Arial" w:hAnsi="Arial"/>
+                <w:b w:val="false"/>
+                <w:bCs w:val="false"/>
+                <w:i w:val="false"/>
+                <w:iCs w:val="false"/>
+                <w:color w:val="000000"/>
+                <w:sz w:val="20"/>
+                <w:szCs w:val="20"/>
+              </w:rPr>
+              <w:t xml:space="preserve">    • You waste time on features that don't matter</w:t>
+            </w:r>
+            <w:r>
+              <w:rPr>
+                <w:rFonts w:ascii="Arial" w:cs="Arial" w:eastAsia="Arial" w:hAnsi="Arial"/>
+                <w:sz w:val="20"/>
+                <w:szCs w:val="20"/>
+              </w:rPr>
+              <w:br/>
+              <w:t xml:space="preserve"/>
+            </w:r>
+            <w:r>
+              <w:rPr>
+                <w:rFonts w:ascii="Arial" w:cs="Arial" w:eastAsia="Arial" w:hAnsi="Arial"/>
+                <w:b w:val="false"/>
+                <w:bCs w:val="false"/>
+                <w:i w:val="false"/>
+                <w:iCs w:val="false"/>
+                <w:color w:val="000000"/>
+                <w:sz w:val="20"/>
+                <w:szCs w:val="20"/>
+              </w:rPr>
+              <w:t xml:space="preserve">    • You catch design problems *before* writing code</w:t>
+            </w:r>
+            <w:r>
+              <w:rPr>
+                <w:rFonts w:ascii="Arial" w:cs="Arial" w:eastAsia="Arial" w:hAnsi="Arial"/>
+                <w:sz w:val="20"/>
+                <w:szCs w:val="20"/>
+              </w:rPr>
+              <w:br/>
+              <w:t xml:space="preserve"/>
+            </w:r>
+            <w:r>
+              <w:rPr>
+                <w:rFonts w:ascii="Arial" w:cs="Arial" w:eastAsia="Arial" w:hAnsi="Arial"/>
+                <w:b w:val="false"/>
+                <w:bCs w:val="false"/>
+                <w:i w:val="false"/>
+                <w:iCs w:val="false"/>
+                <w:color w:val="000000"/>
+                <w:sz w:val="20"/>
+                <w:szCs w:val="20"/>
+              </w:rPr>
+              <w:t xml:space="preserve">    • Testing is built in from the start</w:t>
+            </w:r>
+            <w:r>
+              <w:rPr>
+                <w:rFonts w:ascii="Arial" w:cs="Arial" w:eastAsia="Arial" w:hAnsi="Arial"/>
+                <w:sz w:val="20"/>
+                <w:szCs w:val="20"/>
+              </w:rPr>
+              <w:br/>
+              <w:t xml:space="preserve"/>
+            </w:r>
+            <w:r>
+              <w:rPr>
+                <w:rFonts w:ascii="Arial" w:cs="Arial" w:eastAsia="Arial" w:hAnsi="Arial"/>
+                <w:b w:val="false"/>
+                <w:bCs w:val="false"/>
+                <w:i w:val="false"/>
+                <w:iCs w:val="false"/>
+                <w:color w:val="000000"/>
+                <w:sz w:val="20"/>
+                <w:szCs w:val="20"/>
+              </w:rPr>
+              <w:t xml:space="preserve">    • Your code is organized and maintainable</w:t>
+            </w:r>
+            <w:r>
+              <w:rPr>
+                <w:rFonts w:ascii="Arial" w:cs="Arial" w:eastAsia="Arial" w:hAnsi="Arial"/>
+                <w:sz w:val="20"/>
+                <w:szCs w:val="20"/>
+              </w:rPr>
+              <w:br/>
+              <w:t xml:space="preserve"/>
+            </w:r>
+            <w:r>
+              <w:rPr>
+                <w:rFonts w:ascii="Arial" w:cs="Arial" w:eastAsia="Arial" w:hAnsi="Arial"/>
+                <w:b w:val="false"/>
+                <w:bCs w:val="false"/>
+                <w:i w:val="false"/>
+                <w:iCs w:val="false"/>
+                <w:color w:val="000000"/>
+                <w:sz w:val="20"/>
+                <w:szCs w:val="20"/>
+              </w:rPr>
+              <w:t xml:space="preserve">    • You focus on the right features first</w:t>
+            </w:r>
+            <w:r>
+              <w:rPr>
+                <w:rFonts w:ascii="Arial" w:cs="Arial" w:eastAsia="Arial" w:hAnsi="Arial"/>
+                <w:sz w:val="20"/>
+                <w:szCs w:val="20"/>
+              </w:rPr>
+              <w:br/>
+              <w:t xml:space="preserve"/>
+            </w:r>
+            <w:r>
+              <w:rPr>
+                <w:rFonts w:ascii="Arial" w:cs="Arial" w:eastAsia="Arial" w:hAnsi="Arial"/>
+                <w:sz w:val="20"/>
+                <w:szCs w:val="20"/>
+              </w:rPr>
+              <w:br/>
+              <w:t xml:space="preserve"/>
+            </w:r>
+            <w:r>
+              <w:rPr>
+                <w:rFonts w:ascii="Arial" w:cs="Arial" w:eastAsia="Arial" w:hAnsi="Arial"/>
+                <w:b/>
+                <w:bCs/>
+                <w:i w:val="false"/>
+                <w:iCs w:val="false"/>
+                <w:color w:val="000000"/>
+                <w:sz w:val="20"/>
+                <w:szCs w:val="20"/>
+              </w:rPr>
+              <w:t xml:space="preserve">Vocabulary: </w:t>
+            </w:r>
+            <w:r>
+              <w:rPr>
+                <w:rFonts w:ascii="Arial" w:cs="Arial" w:eastAsia="Arial" w:hAnsi="Arial"/>
+                <w:b w:val="false"/>
+                <w:bCs w:val="false"/>
+                <w:i w:val="false"/>
+                <w:iCs w:val="false"/>
+                <w:color w:val="000000"/>
+                <w:sz w:val="20"/>
+                <w:szCs w:val="20"/>
+              </w:rPr>
+              <w:t xml:space="preserve">Define, Plan, Design, Code, Polish, Present</w:t>
+            </w:r>
+            <w:r>
+              <w:rPr>
+                <w:rFonts w:ascii="Arial" w:cs="Arial" w:eastAsia="Arial" w:hAnsi="Arial"/>
+                <w:sz w:val="20"/>
+                <w:szCs w:val="20"/>
+              </w:rPr>
+              <w:br/>
+              <w:t xml:space="preserve"/>
+            </w:r>
+            <w:r>
+              <w:rPr>
+                <w:rFonts w:ascii="Arial" w:cs="Arial" w:eastAsia="Arial" w:hAnsi="Arial"/>
+                <w:sz w:val="20"/>
+                <w:szCs w:val="20"/>
+              </w:rPr>
+              <w:br/>
+              <w:t xml:space="preserve"/>
+            </w:r>
+            <w:r>
+              <w:rPr>
+                <w:rFonts w:ascii="Arial" w:cs="Arial" w:eastAsia="Arial" w:hAnsi="Arial"/>
+                <w:b/>
+                <w:bCs/>
+                <w:i/>
+                <w:iCs/>
+                <w:color w:val="555555"/>
+                <w:sz w:val="20"/>
+                <w:szCs w:val="20"/>
+              </w:rPr>
+              <w:t xml:space="preserve">→ Live Demo — </w:t>
+            </w:r>
+            <w:r>
+              <w:rPr>
+                <w:rFonts w:ascii="Arial" w:cs="Arial" w:eastAsia="Arial" w:hAnsi="Arial"/>
+                <w:b w:val="false"/>
+                <w:bCs w:val="false"/>
+                <w:i/>
+                <w:iCs/>
+                <w:color w:val="555555"/>
+                <w:sz w:val="20"/>
+                <w:szCs w:val="20"/>
+              </w:rPr>
+              <w:t xml:space="preserve">type examples as students follow along in their own editor.</w:t>
+            </w:r>
+            <w:r>
+              <w:rPr>
+                <w:rFonts w:ascii="Arial" w:cs="Arial" w:eastAsia="Arial" w:hAnsi="Arial"/>
+                <w:sz w:val="20"/>
+                <w:szCs w:val="20"/>
+              </w:rPr>
+              <w:br/>
+              <w:t xml:space="preserve"/>
+            </w:r>
+            <w:r>
+              <w:rPr>
+                <w:rFonts w:ascii="Arial" w:cs="Arial" w:eastAsia="Arial" w:hAnsi="Arial"/>
+                <w:b/>
+                <w:bCs/>
+                <w:i/>
+                <w:iCs/>
+                <w:color w:val="555555"/>
+                <w:sz w:val="20"/>
+                <w:szCs w:val="20"/>
+              </w:rPr>
+              <w:t xml:space="preserve">→ Check for Understanding: </w:t>
+            </w:r>
+            <w:r>
+              <w:rPr>
+                <w:rFonts w:ascii="Arial" w:cs="Arial" w:eastAsia="Arial" w:hAnsi="Arial"/>
+                <w:b w:val="false"/>
+                <w:bCs w:val="false"/>
+                <w:i/>
+                <w:iCs/>
+                <w:color w:val="555555"/>
+                <w:sz w:val="20"/>
+                <w:szCs w:val="20"/>
+              </w:rPr>
+              <w:t xml:space="preserve">pause and cold-call: “Can someone explain what we just did in their own words?”</w:t>
             </w:r>
           </w:p>
         </w:tc>
@@ -377,9 +1021,9 @@
               <w:right w:val="single" w:color="CCCCCC" w:sz="1"/>
             </w:tcBorders>
             <w:tcMar>
-              <w:top w:type="dxa" w:w="60"/>
+              <w:top w:type="dxa" w:w="80"/>
               <w:left w:type="dxa" w:w="120"/>
-              <w:bottom w:type="dxa" w:w="60"/>
+              <w:bottom w:type="dxa" w:w="80"/>
               <w:right w:type="dxa" w:w="120"/>
             </w:tcMar>
           </w:tcPr>
@@ -406,20 +1050,90 @@
               <w:right w:val="single" w:color="CCCCCC" w:sz="1"/>
             </w:tcBorders>
             <w:tcMar>
-              <w:top w:type="dxa" w:w="60"/>
+              <w:top w:type="dxa" w:w="80"/>
               <w:left w:type="dxa" w:w="120"/>
-              <w:bottom w:type="dxa" w:w="60"/>
+              <w:bottom w:type="dxa" w:w="80"/>
               <w:right w:type="dxa" w:w="120"/>
             </w:tcMar>
           </w:tcPr>
           <w:p>
-            <w:r>
-              <w:rPr>
-                <w:rFonts w:ascii="Arial" w:cs="Arial" w:eastAsia="Arial" w:hAnsi="Arial"/>
-                <w:sz w:val="20"/>
-                <w:szCs w:val="20"/>
+            <w:pPr>
+              <w:spacing w:after="80" w:before="80"/>
+            </w:pPr>
+            <w:r>
+              <w:rPr>
+                <w:rFonts w:ascii="Arial" w:cs="Arial" w:eastAsia="Arial" w:hAnsi="Arial"/>
+                <w:b/>
+                <w:bCs/>
+                <w:i w:val="false"/>
+                <w:iCs w:val="false"/>
+                <w:color w:val="000000"/>
+                <w:sz w:val="22"/>
+                <w:szCs w:val="22"/>
               </w:rPr>
               <w:t xml:space="preserve">Guided Practice</w:t>
+            </w:r>
+            <w:r>
+              <w:rPr>
+                <w:rFonts w:ascii="Arial" w:cs="Arial" w:eastAsia="Arial" w:hAnsi="Arial"/>
+                <w:sz w:val="20"/>
+                <w:szCs w:val="20"/>
+              </w:rPr>
+              <w:br/>
+              <w:t xml:space="preserve"/>
+            </w:r>
+            <w:r>
+              <w:rPr>
+                <w:rFonts w:ascii="Arial" w:cs="Arial" w:eastAsia="Arial" w:hAnsi="Arial"/>
+                <w:sz w:val="20"/>
+                <w:szCs w:val="20"/>
+              </w:rPr>
+              <w:br/>
+              <w:t xml:space="preserve"/>
+            </w:r>
+            <w:r>
+              <w:rPr>
+                <w:rFonts w:ascii="Arial" w:cs="Arial" w:eastAsia="Arial" w:hAnsi="Arial"/>
+                <w:b w:val="false"/>
+                <w:bCs w:val="false"/>
+                <w:i w:val="false"/>
+                <w:iCs w:val="false"/>
+                <w:color w:val="000000"/>
+                <w:sz w:val="20"/>
+                <w:szCs w:val="20"/>
+              </w:rPr>
+              <w:t xml:space="preserve">Pick a project idea (or use one of the suggestions). Answer these questions:</w:t>
+            </w:r>
+            <w:r>
+              <w:rPr>
+                <w:rFonts w:ascii="Arial" w:cs="Arial" w:eastAsia="Arial" w:hAnsi="Arial"/>
+                <w:sz w:val="20"/>
+                <w:szCs w:val="20"/>
+              </w:rPr>
+              <w:br/>
+              <w:t xml:space="preserve"/>
+            </w:r>
+            <w:r>
+              <w:rPr>
+                <w:rFonts w:ascii="Arial" w:cs="Arial" w:eastAsia="Arial" w:hAnsi="Arial"/>
+                <w:sz w:val="20"/>
+                <w:szCs w:val="20"/>
+              </w:rPr>
+              <w:br/>
+              <w:t xml:space="preserve"/>
+            </w:r>
+            <w:r>
+              <w:rPr>
+                <w:rFonts w:ascii="Arial" w:cs="Arial" w:eastAsia="Arial" w:hAnsi="Arial"/>
+                <w:b w:val="false"/>
+                <w:bCs w:val="false"/>
+                <w:i/>
+                <w:iCs/>
+                <w:color w:val="555555"/>
+                <w:sz w:val="20"/>
+                <w:szCs w:val="20"/>
+              </w:rPr>
+              <w:t xml:space="preserve">→ Teacher models — students try alongside, then compare results.</w:t>
             </w:r>
           </w:p>
         </w:tc>
@@ -435,9 +1149,9 @@
               <w:right w:val="single" w:color="CCCCCC" w:sz="1"/>
             </w:tcBorders>
             <w:tcMar>
-              <w:top w:type="dxa" w:w="60"/>
+              <w:top w:type="dxa" w:w="80"/>
               <w:left w:type="dxa" w:w="120"/>
-              <w:bottom w:type="dxa" w:w="60"/>
+              <w:bottom w:type="dxa" w:w="80"/>
               <w:right w:type="dxa" w:w="120"/>
             </w:tcMar>
           </w:tcPr>
@@ -450,7 +1164,7 @@
                 <w:sz w:val="20"/>
                 <w:szCs w:val="20"/>
               </w:rPr>
-              <w:t xml:space="preserve">15-20 min</w:t>
+              <w:t xml:space="preserve">15–20 min</w:t>
             </w:r>
           </w:p>
         </w:tc>
@@ -464,20 +1178,164 @@
               <w:right w:val="single" w:color="CCCCCC" w:sz="1"/>
             </w:tcBorders>
             <w:tcMar>
-              <w:top w:type="dxa" w:w="60"/>
+              <w:top w:type="dxa" w:w="80"/>
               <w:left w:type="dxa" w:w="120"/>
-              <w:bottom w:type="dxa" w:w="60"/>
+              <w:bottom w:type="dxa" w:w="80"/>
               <w:right w:type="dxa" w:w="120"/>
             </w:tcMar>
           </w:tcPr>
           <w:p>
-            <w:r>
-              <w:rPr>
-                <w:rFonts w:ascii="Arial" w:cs="Arial" w:eastAsia="Arial" w:hAnsi="Arial"/>
-                <w:sz w:val="20"/>
-                <w:szCs w:val="20"/>
+            <w:pPr>
+              <w:spacing w:after="80" w:before="80"/>
+            </w:pPr>
+            <w:r>
+              <w:rPr>
+                <w:rFonts w:ascii="Arial" w:cs="Arial" w:eastAsia="Arial" w:hAnsi="Arial"/>
+                <w:b/>
+                <w:bCs/>
+                <w:i w:val="false"/>
+                <w:iCs w:val="false"/>
+                <w:color w:val="000000"/>
+                <w:sz w:val="22"/>
+                <w:szCs w:val="22"/>
               </w:rPr>
               <w:t xml:space="preserve">Independent Practice / Code Along</w:t>
+            </w:r>
+            <w:r>
+              <w:rPr>
+                <w:rFonts w:ascii="Arial" w:cs="Arial" w:eastAsia="Arial" w:hAnsi="Arial"/>
+                <w:sz w:val="20"/>
+                <w:szCs w:val="20"/>
+              </w:rPr>
+              <w:br/>
+              <w:t xml:space="preserve"/>
+            </w:r>
+            <w:r>
+              <w:rPr>
+                <w:rFonts w:ascii="Arial" w:cs="Arial" w:eastAsia="Arial" w:hAnsi="Arial"/>
+                <w:b/>
+                <w:bCs/>
+                <w:i w:val="false"/>
+                <w:iCs w:val="false"/>
+                <w:color w:val="000000"/>
+                <w:sz w:val="20"/>
+                <w:szCs w:val="20"/>
+              </w:rPr>
+              <w:t xml:space="preserve">    Beginner: </w:t>
+            </w:r>
+            <w:r>
+              <w:rPr>
+                <w:rFonts w:ascii="Arial" w:cs="Arial" w:eastAsia="Arial" w:hAnsi="Arial"/>
+                <w:b w:val="false"/>
+                <w:bCs w:val="false"/>
+                <w:i w:val="false"/>
+                <w:iCs w:val="false"/>
+                <w:color w:val="000000"/>
+                <w:sz w:val="20"/>
+                <w:szCs w:val="20"/>
+              </w:rPr>
+              <w:t xml:space="preserve">Reflection: Think of an app or program you use (Spotify, Gmail, etc.). Explain which phase of the SDLC you think they spent the most time on…</w:t>
+            </w:r>
+            <w:r>
+              <w:rPr>
+                <w:rFonts w:ascii="Arial" w:cs="Arial" w:eastAsia="Arial" w:hAnsi="Arial"/>
+                <w:sz w:val="20"/>
+                <w:szCs w:val="20"/>
+              </w:rPr>
+              <w:br/>
+              <w:t xml:space="preserve"/>
+            </w:r>
+            <w:r>
+              <w:rPr>
+                <w:rFonts w:ascii="Arial" w:cs="Arial" w:eastAsia="Arial" w:hAnsi="Arial"/>
+                <w:b/>
+                <w:bCs/>
+                <w:i w:val="false"/>
+                <w:iCs w:val="false"/>
+                <w:color w:val="000000"/>
+                <w:sz w:val="20"/>
+                <w:szCs w:val="20"/>
+              </w:rPr>
+              <w:t xml:space="preserve">    Intermediate: </w:t>
+            </w:r>
+            <w:r>
+              <w:rPr>
+                <w:rFonts w:ascii="Arial" w:cs="Arial" w:eastAsia="Arial" w:hAnsi="Arial"/>
+                <w:b w:val="false"/>
+                <w:bCs w:val="false"/>
+                <w:i w:val="false"/>
+                <w:iCs w:val="false"/>
+                <w:color w:val="000000"/>
+                <w:sz w:val="20"/>
+                <w:szCs w:val="20"/>
+              </w:rPr>
+              <w:t xml:space="preserve">Real-World SDLC: A company wants to build a todo app. List the six SDLC phases and give one specific task for each phase.</w:t>
+            </w:r>
+            <w:r>
+              <w:rPr>
+                <w:rFonts w:ascii="Arial" w:cs="Arial" w:eastAsia="Arial" w:hAnsi="Arial"/>
+                <w:sz w:val="20"/>
+                <w:szCs w:val="20"/>
+              </w:rPr>
+              <w:br/>
+              <w:t xml:space="preserve"/>
+            </w:r>
+            <w:r>
+              <w:rPr>
+                <w:rFonts w:ascii="Arial" w:cs="Arial" w:eastAsia="Arial" w:hAnsi="Arial"/>
+                <w:b/>
+                <w:bCs/>
+                <w:i w:val="false"/>
+                <w:iCs w:val="false"/>
+                <w:color w:val="000000"/>
+                <w:sz w:val="20"/>
+                <w:szCs w:val="20"/>
+              </w:rPr>
+              <w:t xml:space="preserve">    Challenge: </w:t>
+            </w:r>
+            <w:r>
+              <w:rPr>
+                <w:rFonts w:ascii="Arial" w:cs="Arial" w:eastAsia="Arial" w:hAnsi="Arial"/>
+                <w:b w:val="false"/>
+                <w:bCs w:val="false"/>
+                <w:i w:val="false"/>
+                <w:iCs w:val="false"/>
+                <w:color w:val="000000"/>
+                <w:sz w:val="20"/>
+                <w:szCs w:val="20"/>
+              </w:rPr>
+              <w:t xml:space="preserve">Explain why "start coding immediately" might be fast for a small program but slow for a large one. --- ## Reflection &amp; Wrap-Up Today's Big I…</w:t>
+            </w:r>
+            <w:r>
+              <w:rPr>
+                <w:rFonts w:ascii="Arial" w:cs="Arial" w:eastAsia="Arial" w:hAnsi="Arial"/>
+                <w:sz w:val="20"/>
+                <w:szCs w:val="20"/>
+              </w:rPr>
+              <w:br/>
+              <w:t xml:space="preserve"/>
+            </w:r>
+            <w:r>
+              <w:rPr>
+                <w:rFonts w:ascii="Arial" w:cs="Arial" w:eastAsia="Arial" w:hAnsi="Arial"/>
+                <w:sz w:val="20"/>
+                <w:szCs w:val="20"/>
+              </w:rPr>
+              <w:br/>
+              <w:t xml:space="preserve"/>
+            </w:r>
+            <w:r>
+              <w:rPr>
+                <w:rFonts w:ascii="Arial" w:cs="Arial" w:eastAsia="Arial" w:hAnsi="Arial"/>
+                <w:b w:val="false"/>
+                <w:bCs w:val="false"/>
+                <w:i/>
+                <w:iCs/>
+                <w:color w:val="555555"/>
+                <w:sz w:val="20"/>
+                <w:szCs w:val="20"/>
+              </w:rPr>
+              <w:t xml:space="preserve">→ Teacher circulates — offer hints, check for understanding.</w:t>
             </w:r>
           </w:p>
         </w:tc>
@@ -493,9 +1351,9 @@
               <w:right w:val="single" w:color="CCCCCC" w:sz="1"/>
             </w:tcBorders>
             <w:tcMar>
-              <w:top w:type="dxa" w:w="60"/>
+              <w:top w:type="dxa" w:w="80"/>
               <w:left w:type="dxa" w:w="120"/>
-              <w:bottom w:type="dxa" w:w="60"/>
+              <w:bottom w:type="dxa" w:w="80"/>
               <w:right w:type="dxa" w:w="120"/>
             </w:tcMar>
           </w:tcPr>
@@ -522,20 +1380,90 @@
               <w:right w:val="single" w:color="CCCCCC" w:sz="1"/>
             </w:tcBorders>
             <w:tcMar>
-              <w:top w:type="dxa" w:w="60"/>
+              <w:top w:type="dxa" w:w="80"/>
               <w:left w:type="dxa" w:w="120"/>
-              <w:bottom w:type="dxa" w:w="60"/>
+              <w:bottom w:type="dxa" w:w="80"/>
               <w:right w:type="dxa" w:w="120"/>
             </w:tcMar>
           </w:tcPr>
           <w:p>
-            <w:r>
-              <w:rPr>
-                <w:rFonts w:ascii="Arial" w:cs="Arial" w:eastAsia="Arial" w:hAnsi="Arial"/>
-                <w:sz w:val="20"/>
-                <w:szCs w:val="20"/>
+            <w:pPr>
+              <w:spacing w:after="80" w:before="80"/>
+            </w:pPr>
+            <w:r>
+              <w:rPr>
+                <w:rFonts w:ascii="Arial" w:cs="Arial" w:eastAsia="Arial" w:hAnsi="Arial"/>
+                <w:b/>
+                <w:bCs/>
+                <w:i w:val="false"/>
+                <w:iCs w:val="false"/>
+                <w:color w:val="000000"/>
+                <w:sz w:val="22"/>
+                <w:szCs w:val="22"/>
               </w:rPr>
               <w:t xml:space="preserve">Exit Ticket / Wrap-Up</w:t>
+            </w:r>
+            <w:r>
+              <w:rPr>
+                <w:rFonts w:ascii="Arial" w:cs="Arial" w:eastAsia="Arial" w:hAnsi="Arial"/>
+                <w:sz w:val="20"/>
+                <w:szCs w:val="20"/>
+              </w:rPr>
+              <w:br/>
+              <w:t xml:space="preserve"/>
+            </w:r>
+            <w:r>
+              <w:rPr>
+                <w:rFonts w:ascii="Arial" w:cs="Arial" w:eastAsia="Arial" w:hAnsi="Arial"/>
+                <w:sz w:val="20"/>
+                <w:szCs w:val="20"/>
+              </w:rPr>
+              <w:br/>
+              <w:t xml:space="preserve"/>
+            </w:r>
+            <w:r>
+              <w:rPr>
+                <w:rFonts w:ascii="Arial" w:cs="Arial" w:eastAsia="Arial" w:hAnsi="Arial"/>
+                <w:b w:val="false"/>
+                <w:bCs w:val="false"/>
+                <w:i w:val="false"/>
+                <w:iCs w:val="false"/>
+                <w:color w:val="000000"/>
+                <w:sz w:val="20"/>
+                <w:szCs w:val="20"/>
+              </w:rPr>
+              <w:t xml:space="preserve">Quick Check: Explain the six phases of the Software Development Lifecycle and why professional development follows a structured process?</w:t>
+            </w:r>
+            <w:r>
+              <w:rPr>
+                <w:rFonts w:ascii="Arial" w:cs="Arial" w:eastAsia="Arial" w:hAnsi="Arial"/>
+                <w:sz w:val="20"/>
+                <w:szCs w:val="20"/>
+              </w:rPr>
+              <w:br/>
+              <w:t xml:space="preserve"/>
+            </w:r>
+            <w:r>
+              <w:rPr>
+                <w:rFonts w:ascii="Arial" w:cs="Arial" w:eastAsia="Arial" w:hAnsi="Arial"/>
+                <w:sz w:val="20"/>
+                <w:szCs w:val="20"/>
+              </w:rPr>
+              <w:br/>
+              <w:t xml:space="preserve"/>
+            </w:r>
+            <w:r>
+              <w:rPr>
+                <w:rFonts w:ascii="Arial" w:cs="Arial" w:eastAsia="Arial" w:hAnsi="Arial"/>
+                <w:b w:val="false"/>
+                <w:bCs w:val="false"/>
+                <w:i/>
+                <w:iCs/>
+                <w:color w:val="555555"/>
+                <w:sz w:val="20"/>
+                <w:szCs w:val="20"/>
+              </w:rPr>
+              <w:t xml:space="preserve">→ 3–2–1: Name 3 things learned, 2 new vocab words, 1 question you still have.</w:t>
             </w:r>
           </w:p>
         </w:tc>
@@ -1003,19 +1931,6 @@
                 <w:sz w:val="18"/>
                 <w:szCs w:val="18"/>
               </w:rPr>
-              <w:t xml:space="preserve"># Day 1 — got excited, just coded</w:t>
-            </w:r>
-          </w:p>
-          <w:p>
-            <w:pPr>
-              <w:spacing w:after="20"/>
-            </w:pPr>
-            <w:r>
-              <w:rPr>
-                <w:rFonts w:ascii="Courier New" w:cs="Courier New" w:eastAsia="Courier New" w:hAnsi="Courier New"/>
-                <w:sz w:val="18"/>
-                <w:szCs w:val="18"/>
-              </w:rPr>
               <w:t xml:space="preserve">def main():</w:t>
             </w:r>
           </w:p>
@@ -1122,7 +2037,7 @@
                 <w:sz w:val="18"/>
                 <w:szCs w:val="18"/>
               </w:rPr>
-              <w:t xml:space="preserve"># Day 1 — spent 30 minutes planning</w:t>
+              <w:t xml:space="preserve">def get_student_name():</w:t>
             </w:r>
           </w:p>
           <w:p>
@@ -1135,7 +2050,7 @@
                 <w:sz w:val="18"/>
                 <w:szCs w:val="18"/>
               </w:rPr>
-              <w:t xml:space="preserve"># Result: clear proposal, pseudocode, function list</w:t>
+              <w:t xml:space="preserve">    """Prompt for and validate student name."""</w:t>
             </w:r>
           </w:p>
           <w:p>
@@ -1148,7 +2063,7 @@
                 <w:sz w:val="18"/>
                 <w:szCs w:val="18"/>
               </w:rPr>
-              <w:t xml:space="preserve"> </w:t>
+              <w:t xml:space="preserve">    # ... tested this alone first</w:t>
             </w:r>
           </w:p>
           <w:p>
@@ -1161,7 +2076,7 @@
                 <w:sz w:val="18"/>
                 <w:szCs w:val="18"/>
               </w:rPr>
-              <w:t xml:space="preserve"># Days 2–5 — built incrementally</w:t>
+              <w:t xml:space="preserve"> </w:t>
             </w:r>
           </w:p>
           <w:p>
@@ -1174,7 +2089,7 @@
                 <w:sz w:val="18"/>
                 <w:szCs w:val="18"/>
               </w:rPr>
-              <w:t xml:space="preserve">def get_student_name():</w:t>
+              <w:t xml:space="preserve">def get_scores():</w:t>
             </w:r>
           </w:p>
           <w:p>
@@ -1187,7 +2102,7 @@
                 <w:sz w:val="18"/>
                 <w:szCs w:val="18"/>
               </w:rPr>
-              <w:t xml:space="preserve">    """Prompt for and validate student name."""</w:t>
+              <w:t xml:space="preserve">    """Collect scores with validation."""</w:t>
             </w:r>
           </w:p>
           <w:p>
@@ -1200,7 +2115,7 @@
                 <w:sz w:val="18"/>
                 <w:szCs w:val="18"/>
               </w:rPr>
-              <w:t xml:space="preserve">    # ... tested this alone first</w:t>
+              <w:t xml:space="preserve">    # ... built and tested</w:t>
             </w:r>
           </w:p>
           <w:p>
@@ -1226,7 +2141,7 @@
                 <w:sz w:val="18"/>
                 <w:szCs w:val="18"/>
               </w:rPr>
-              <w:t xml:space="preserve">def get_scores():</w:t>
+              <w:t xml:space="preserve">def calculate_average(scores):</w:t>
             </w:r>
           </w:p>
           <w:p>
@@ -1239,7 +2154,7 @@
                 <w:sz w:val="18"/>
                 <w:szCs w:val="18"/>
               </w:rPr>
-              <w:t xml:space="preserve">    """Collect scores with validation."""</w:t>
+              <w:t xml:space="preserve">    """Return the mean of a list."""</w:t>
             </w:r>
           </w:p>
           <w:p>
@@ -1252,7 +2167,7 @@
                 <w:sz w:val="18"/>
                 <w:szCs w:val="18"/>
               </w:rPr>
-              <w:t xml:space="preserve">    # ... built and tested</w:t>
+              <w:t xml:space="preserve">    # ... unit tested</w:t>
             </w:r>
           </w:p>
           <w:p>
@@ -1278,59 +2193,7 @@
                 <w:sz w:val="18"/>
                 <w:szCs w:val="18"/>
               </w:rPr>
-              <w:t xml:space="preserve">def calculate_average(scores):</w:t>
-            </w:r>
-          </w:p>
-          <w:p>
-            <w:pPr>
-              <w:spacing w:after="20"/>
-            </w:pPr>
-            <w:r>
-              <w:rPr>
-                <w:rFonts w:ascii="Courier New" w:cs="Courier New" w:eastAsia="Courier New" w:hAnsi="Courier New"/>
-                <w:sz w:val="18"/>
-                <w:szCs w:val="18"/>
-              </w:rPr>
-              <w:t xml:space="preserve">    """Return the mean of a list."""</w:t>
-            </w:r>
-          </w:p>
-          <w:p>
-            <w:pPr>
-              <w:spacing w:after="20"/>
-            </w:pPr>
-            <w:r>
-              <w:rPr>
-                <w:rFonts w:ascii="Courier New" w:cs="Courier New" w:eastAsia="Courier New" w:hAnsi="Courier New"/>
-                <w:sz w:val="18"/>
-                <w:szCs w:val="18"/>
-              </w:rPr>
-              <w:t xml:space="preserve">    # ... unit tested</w:t>
-            </w:r>
-          </w:p>
-          <w:p>
-            <w:pPr>
-              <w:spacing w:after="20"/>
-            </w:pPr>
-            <w:r>
-              <w:rPr>
-                <w:rFonts w:ascii="Courier New" w:cs="Courier New" w:eastAsia="Courier New" w:hAnsi="Courier New"/>
-                <w:sz w:val="18"/>
-                <w:szCs w:val="18"/>
-              </w:rPr>
               <w:t xml:space="preserve"> </w:t>
-            </w:r>
-          </w:p>
-          <w:p>
-            <w:pPr>
-              <w:spacing w:after="20"/>
-            </w:pPr>
-            <w:r>
-              <w:rPr>
-                <w:rFonts w:ascii="Courier New" w:cs="Courier New" w:eastAsia="Courier New" w:hAnsi="Courier New"/>
-                <w:sz w:val="18"/>
-                <w:szCs w:val="18"/>
-              </w:rPr>
-              <w:t xml:space="preserve"># Days 6–8 — integrated and polished</w:t>
             </w:r>
           </w:p>
           <w:p>
@@ -1632,30 +2495,7 @@
           <w:sz w:val="20"/>
           <w:szCs w:val="20"/>
         </w:rPr>
-        <w:t xml:space="preserve">Challenge: Explain why "start coding immediately" might be fast for a small program but slow for a large one. &lt;details&gt; &lt;summary&gt;✅ Sample Answers&lt;/summary&gt;</w:t>
-      </w:r>
-    </w:p>
-    <w:p>
-      <w:pPr>
-        <w:spacing w:after="80"/>
-      </w:pPr>
-      <w:r>
-        <w:rPr>
-          <w:rFonts w:ascii="Arial" w:cs="Arial" w:eastAsia="Arial" w:hAnsi="Arial"/>
-          <w:b/>
-          <w:bCs/>
-          <w:sz w:val="20"/>
-          <w:szCs w:val="20"/>
-        </w:rPr>
-        <w:t xml:space="preserve">Problem 4: </w:t>
-      </w:r>
-      <w:r>
-        <w:rPr>
-          <w:rFonts w:ascii="Arial" w:cs="Arial" w:eastAsia="Arial" w:hAnsi="Arial"/>
-          <w:sz w:val="20"/>
-          <w:szCs w:val="20"/>
-        </w:rPr>
-        <w:t xml:space="preserve">Example: 1. Define: Interview users to understand what tasks they need to track 2. Plan: Decide on core features (add, delete, mark complete) and which features to skip initially 3. Design: Sketch the menu, decide data structure (list of task objects) 4. Code: Build functions incrementally, test eac</w:t>
+        <w:t xml:space="preserve">Challenge: Explain why "start coding immediately" might be fast for a small program but slow for a large one. --- ## Reflection &amp; Wrap-Up Today's Big Idea: Professional development is structured, not random. You'll follow the SDLC for your capstone project — starting with a clear problem statement, </w:t>
       </w:r>
     </w:p>
     <w:p>

--- a/Coding 1 - year/Unit 7 - Project Development/Daily Lesson Plans/Word/Day 146.docx
+++ b/Coding 1 - year/Unit 7 - Project Development/Daily Lesson Plans/Word/Day 146.docx
@@ -380,7 +380,7 @@
                 <w:sz w:val="20"/>
                 <w:szCs w:val="20"/>
               </w:rPr>
-              <w:t xml:space="preserve">    Can you explain the six phases of the Software Development Lifecycle and why professional development follows a structured process?</w:t>
+              <w:t xml:space="preserve">    In 2-3 sentences, how would you explain the six phases of the Software Development Lifecycle and why professional development follows a structured process to a classmate who missed last class?</w:t>
             </w:r>
             <w:r>
               <w:rPr>
@@ -477,7 +477,7 @@
                 <w:sz w:val="20"/>
                 <w:szCs w:val="20"/>
               </w:rPr>
-              <w:t xml:space="preserve">Today's Goal: By the end of class you will be able to explain the six phases of the Software Development Lifecycle and why professional development follows a structured process.</w:t>
+              <w:t xml:space="preserve">Today’s Goal: By the end of class you will be able to explain the six phases of the Software Development Lifecycle and why professional development follows a structured process.</w:t>
             </w:r>
             <w:r>
               <w:rPr>
@@ -1432,7 +1432,7 @@
                 <w:sz w:val="20"/>
                 <w:szCs w:val="20"/>
               </w:rPr>
-              <w:t xml:space="preserve">Quick Check: Explain the six phases of the Software Development Lifecycle and why professional development follows a structured process?</w:t>
+              <w:t xml:space="preserve">Explain the six phases of the Software Development Lifecycle and why professional development follows a structured process to someone who has never seen it before. Use an analogy or example.</w:t>
             </w:r>
             <w:r>
               <w:rPr>

--- a/Coding 1 - year/Unit 7 - Project Development/Daily Lesson Plans/Word/Day 146.docx
+++ b/Coding 1 - year/Unit 7 - Project Development/Daily Lesson Plans/Word/Day 146.docx
@@ -1304,7 +1304,7 @@
                 <w:sz w:val="20"/>
                 <w:szCs w:val="20"/>
               </w:rPr>
-              <w:t xml:space="preserve">Explain why "start coding immediately" might be fast for a small program but slow for a large one. --- ## Reflection &amp; Wrap-Up Today's Big I…</w:t>
+              <w:t xml:space="preserve">Explain why "start coding immediately" might be fast for a small program but slow for a large one. ---</w:t>
             </w:r>
             <w:r>
               <w:rPr>
@@ -2495,7 +2495,7 @@
           <w:sz w:val="20"/>
           <w:szCs w:val="20"/>
         </w:rPr>
-        <w:t xml:space="preserve">Challenge: Explain why "start coding immediately" might be fast for a small program but slow for a large one. --- ## Reflection &amp; Wrap-Up Today's Big Idea: Professional development is structured, not random. You'll follow the SDLC for your capstone project — starting with a clear problem statement, </w:t>
+        <w:t xml:space="preserve">Challenge: Explain why "start coding immediately" might be fast for a small program but slow for a large one. ---</w:t>
       </w:r>
     </w:p>
     <w:p>
